--- a/public/assets/template/docx/surat_izin_orangtua.docx
+++ b/public/assets/template/docx/surat_izin_orangtua.docx
@@ -80,127 +80,127 @@
         <w:pStyle w:val="BodyText"/>
       </w:pPr>
       <w:r>
-        <w:t xml:space="preserve">I. 1. Nama lengkap dan alias : $AYAH_NAMA</w:t>
-      </w:r>
-    </w:p>
-    <w:p>
-      <w:pPr>
-        <w:pStyle w:val="BodyText"/>
-      </w:pPr>
-      <w:r>
-        <w:t xml:space="preserve">2. Bin : $AYAH_NAMA_AYAH</w:t>
-      </w:r>
-    </w:p>
-    <w:p>
-      <w:pPr>
-        <w:pStyle w:val="BodyText"/>
-      </w:pPr>
-      <w:r>
-        <w:t xml:space="preserve">3. Nomor Induk Kependudukan : $AYAH_NIK</w:t>
-      </w:r>
-    </w:p>
-    <w:p>
-      <w:pPr>
-        <w:pStyle w:val="BodyText"/>
-      </w:pPr>
-      <w:r>
-        <w:t xml:space="preserve">4. Tempat dan tanggal lahir : $AYAH_TTL</w:t>
-      </w:r>
-    </w:p>
-    <w:p>
-      <w:pPr>
-        <w:pStyle w:val="BodyText"/>
-      </w:pPr>
-      <w:r>
-        <w:t xml:space="preserve">5. Warganegara : $AYAH_WARGA_NEGARA</w:t>
-      </w:r>
-    </w:p>
-    <w:p>
-      <w:pPr>
-        <w:pStyle w:val="BodyText"/>
-      </w:pPr>
-      <w:r>
-        <w:t xml:space="preserve">6. Agama : $AYAH_AGAMA</w:t>
-      </w:r>
-    </w:p>
-    <w:p>
-      <w:pPr>
-        <w:pStyle w:val="BodyText"/>
-      </w:pPr>
-      <w:r>
-        <w:t xml:space="preserve">7. Pekerjaan : $AYAH_PEKERJAAN</w:t>
-      </w:r>
-    </w:p>
-    <w:p>
-      <w:pPr>
-        <w:pStyle w:val="BodyText"/>
-      </w:pPr>
-      <w:r>
-        <w:t xml:space="preserve">8. Tempat tinggal : $AYAH_ALAMAT, $NAMA_DES, $NAMA_KEC, $NAMA_KAB</w:t>
-      </w:r>
-    </w:p>
-    <w:p>
-      <w:pPr>
-        <w:pStyle w:val="BodyText"/>
-      </w:pPr>
-      <w:r>
-        <w:t xml:space="preserve">II. 1. Nama lengkap dan alias : $IBU_NAMA</w:t>
-      </w:r>
-    </w:p>
-    <w:p>
-      <w:pPr>
-        <w:pStyle w:val="BodyText"/>
-      </w:pPr>
-      <w:r>
-        <w:t xml:space="preserve">2. Binti : $IBU_NAMA_AYAH</w:t>
-      </w:r>
-    </w:p>
-    <w:p>
-      <w:pPr>
-        <w:pStyle w:val="BodyText"/>
-      </w:pPr>
-      <w:r>
-        <w:t xml:space="preserve">3. Nomor Induk Kependudukan : $IBU_NIK</w:t>
-      </w:r>
-    </w:p>
-    <w:p>
-      <w:pPr>
-        <w:pStyle w:val="BodyText"/>
-      </w:pPr>
-      <w:r>
-        <w:t xml:space="preserve">4. Tempat dan tanggal lahir : $IBU_TTL</w:t>
-      </w:r>
-    </w:p>
-    <w:p>
-      <w:pPr>
-        <w:pStyle w:val="BodyText"/>
-      </w:pPr>
-      <w:r>
-        <w:t xml:space="preserve">5. Warganegara : $IBU_WARGA_NEGARA</w:t>
-      </w:r>
-    </w:p>
-    <w:p>
-      <w:pPr>
-        <w:pStyle w:val="BodyText"/>
-      </w:pPr>
-      <w:r>
-        <w:t xml:space="preserve">6. Agama : $IBU_AGAMA</w:t>
-      </w:r>
-    </w:p>
-    <w:p>
-      <w:pPr>
-        <w:pStyle w:val="BodyText"/>
-      </w:pPr>
-      <w:r>
-        <w:t xml:space="preserve">7. Pekerjaan : $IBU_PEKERJAAN</w:t>
-      </w:r>
-    </w:p>
-    <w:p>
-      <w:pPr>
-        <w:pStyle w:val="BodyText"/>
-      </w:pPr>
-      <w:r>
-        <w:t xml:space="preserve">8. Tempat tinggal : $IBU_ALAMAT, $NAMA_DES, $NAMA_KEC, $NAMA_KAB</w:t>
+        <w:t xml:space="preserve">I. 1. Nama lengkap dan alias : ${AYAH_NAMA}</w:t>
+      </w:r>
+    </w:p>
+    <w:p>
+      <w:pPr>
+        <w:pStyle w:val="BodyText"/>
+      </w:pPr>
+      <w:r>
+        <w:t xml:space="preserve">2. Bin : ${AYAH_NAMA_AYAH}</w:t>
+      </w:r>
+    </w:p>
+    <w:p>
+      <w:pPr>
+        <w:pStyle w:val="BodyText"/>
+      </w:pPr>
+      <w:r>
+        <w:t xml:space="preserve">3. Nomor Induk Kependudukan : ${AYAH_NIK}</w:t>
+      </w:r>
+    </w:p>
+    <w:p>
+      <w:pPr>
+        <w:pStyle w:val="BodyText"/>
+      </w:pPr>
+      <w:r>
+        <w:t xml:space="preserve">4. Tempat dan tanggal lahir : ${AYAH_TTL}</w:t>
+      </w:r>
+    </w:p>
+    <w:p>
+      <w:pPr>
+        <w:pStyle w:val="BodyText"/>
+      </w:pPr>
+      <w:r>
+        <w:t xml:space="preserve">5. Warganegara : ${AYAH_WARGA_NEGARA}</w:t>
+      </w:r>
+    </w:p>
+    <w:p>
+      <w:pPr>
+        <w:pStyle w:val="BodyText"/>
+      </w:pPr>
+      <w:r>
+        <w:t xml:space="preserve">6. Agama : ${AYAH_AGAMA}</w:t>
+      </w:r>
+    </w:p>
+    <w:p>
+      <w:pPr>
+        <w:pStyle w:val="BodyText"/>
+      </w:pPr>
+      <w:r>
+        <w:t xml:space="preserve">7. Pekerjaan : ${AYAH_PEKERJAAN}</w:t>
+      </w:r>
+    </w:p>
+    <w:p>
+      <w:pPr>
+        <w:pStyle w:val="BodyText"/>
+      </w:pPr>
+      <w:r>
+        <w:t xml:space="preserve">8. Tempat tinggal : ${AYAH_ALAMAT}, ${NAMA_DES}, ${NAMA_KEC}, ${NAMA_KAB}</w:t>
+      </w:r>
+    </w:p>
+    <w:p>
+      <w:pPr>
+        <w:pStyle w:val="BodyText"/>
+      </w:pPr>
+      <w:r>
+        <w:t xml:space="preserve">II. 1. Nama lengkap dan alias : ${IBU_NAMA}</w:t>
+      </w:r>
+    </w:p>
+    <w:p>
+      <w:pPr>
+        <w:pStyle w:val="BodyText"/>
+      </w:pPr>
+      <w:r>
+        <w:t xml:space="preserve">2. Binti : ${IBU_NAMA_AYAH}</w:t>
+      </w:r>
+    </w:p>
+    <w:p>
+      <w:pPr>
+        <w:pStyle w:val="BodyText"/>
+      </w:pPr>
+      <w:r>
+        <w:t xml:space="preserve">3. Nomor Induk Kependudukan : ${IBU_NIK}</w:t>
+      </w:r>
+    </w:p>
+    <w:p>
+      <w:pPr>
+        <w:pStyle w:val="BodyText"/>
+      </w:pPr>
+      <w:r>
+        <w:t xml:space="preserve">4. Tempat dan tanggal lahir : ${IBU_TTL}</w:t>
+      </w:r>
+    </w:p>
+    <w:p>
+      <w:pPr>
+        <w:pStyle w:val="BodyText"/>
+      </w:pPr>
+      <w:r>
+        <w:t xml:space="preserve">5. Warganegara : ${IBU_WARGA_NEGARA}</w:t>
+      </w:r>
+    </w:p>
+    <w:p>
+      <w:pPr>
+        <w:pStyle w:val="BodyText"/>
+      </w:pPr>
+      <w:r>
+        <w:t xml:space="preserve">6. Agama : ${IBU_AGAMA}</w:t>
+      </w:r>
+    </w:p>
+    <w:p>
+      <w:pPr>
+        <w:pStyle w:val="BodyText"/>
+      </w:pPr>
+      <w:r>
+        <w:t xml:space="preserve">7. Pekerjaan : ${IBU_PEKERJAAN}</w:t>
+      </w:r>
+    </w:p>
+    <w:p>
+      <w:pPr>
+        <w:pStyle w:val="BodyText"/>
+      </w:pPr>
+      <w:r>
+        <w:t xml:space="preserve">8. Tempat tinggal : ${IBU_ALAMAT}, ${NAMA_DES}, ${NAMA_KEC}, ${NAMA_KAB}</w:t>
       </w:r>
     </w:p>
     <w:p>
@@ -226,63 +226,63 @@
           <w:b/>
           <w:bCs/>
         </w:rPr>
-        <w:t xml:space="preserve">$NAMA</w:t>
-      </w:r>
-    </w:p>
-    <w:p>
-      <w:pPr>
-        <w:pStyle w:val="BodyText"/>
-      </w:pPr>
-      <w:r>
-        <w:t xml:space="preserve">2. Bin/Binti : $NAMA_AYAH</w:t>
-      </w:r>
-    </w:p>
-    <w:p>
-      <w:pPr>
-        <w:pStyle w:val="BodyText"/>
-      </w:pPr>
-      <w:r>
-        <w:t xml:space="preserve">3. Nomor Induk Kependudukan : $NIK</w:t>
-      </w:r>
-    </w:p>
-    <w:p>
-      <w:pPr>
-        <w:pStyle w:val="BodyText"/>
-      </w:pPr>
-      <w:r>
-        <w:t xml:space="preserve">4. Tempat dan tanggal lahir : $TTL</w:t>
-      </w:r>
-    </w:p>
-    <w:p>
-      <w:pPr>
-        <w:pStyle w:val="BodyText"/>
-      </w:pPr>
-      <w:r>
-        <w:t xml:space="preserve">5. Warganegara : $WARGA_NEGARA</w:t>
-      </w:r>
-    </w:p>
-    <w:p>
-      <w:pPr>
-        <w:pStyle w:val="BodyText"/>
-      </w:pPr>
-      <w:r>
-        <w:t xml:space="preserve">6. Agama : $AGAMA</w:t>
-      </w:r>
-    </w:p>
-    <w:p>
-      <w:pPr>
-        <w:pStyle w:val="BodyText"/>
-      </w:pPr>
-      <w:r>
-        <w:t xml:space="preserve">7. Pekerjaan : $PEKERJAAN</w:t>
-      </w:r>
-    </w:p>
-    <w:p>
-      <w:pPr>
-        <w:pStyle w:val="BodyText"/>
-      </w:pPr>
-      <w:r>
-        <w:t xml:space="preserve">8. Tempat tinggal : $ALAMAT, $NAMA_DES, $NAMA_KEC, $NAMA_KAB</w:t>
+        <w:t xml:space="preserve">${NAMA}</w:t>
+      </w:r>
+    </w:p>
+    <w:p>
+      <w:pPr>
+        <w:pStyle w:val="BodyText"/>
+      </w:pPr>
+      <w:r>
+        <w:t xml:space="preserve">2. Bin/Binti : ${NAMA_AYAH}</w:t>
+      </w:r>
+    </w:p>
+    <w:p>
+      <w:pPr>
+        <w:pStyle w:val="BodyText"/>
+      </w:pPr>
+      <w:r>
+        <w:t xml:space="preserve">3. Nomor Induk Kependudukan : ${NIK}</w:t>
+      </w:r>
+    </w:p>
+    <w:p>
+      <w:pPr>
+        <w:pStyle w:val="BodyText"/>
+      </w:pPr>
+      <w:r>
+        <w:t xml:space="preserve">4. Tempat dan tanggal lahir : ${TTL}</w:t>
+      </w:r>
+    </w:p>
+    <w:p>
+      <w:pPr>
+        <w:pStyle w:val="BodyText"/>
+      </w:pPr>
+      <w:r>
+        <w:t xml:space="preserve">5. Warganegara : ${WARGA_NEGARA}</w:t>
+      </w:r>
+    </w:p>
+    <w:p>
+      <w:pPr>
+        <w:pStyle w:val="BodyText"/>
+      </w:pPr>
+      <w:r>
+        <w:t xml:space="preserve">6. Agama : ${AGAMA}</w:t>
+      </w:r>
+    </w:p>
+    <w:p>
+      <w:pPr>
+        <w:pStyle w:val="BodyText"/>
+      </w:pPr>
+      <w:r>
+        <w:t xml:space="preserve">7. Pekerjaan : ${PEKERJAAN}</w:t>
+      </w:r>
+    </w:p>
+    <w:p>
+      <w:pPr>
+        <w:pStyle w:val="BodyText"/>
+      </w:pPr>
+      <w:r>
+        <w:t xml:space="preserve">8. Tempat tinggal : ${ALAMAT}, ${NAMA_DES}, ${NAMA_KEC}, ${NAMA_KAB}</w:t>
       </w:r>
     </w:p>
     <w:p>
@@ -298,63 +298,63 @@
         <w:pStyle w:val="BodyText"/>
       </w:pPr>
       <w:r>
-        <w:t xml:space="preserve">1. Nama lengkapdan alias : $NAMA_CALON</w:t>
-      </w:r>
-    </w:p>
-    <w:p>
-      <w:pPr>
-        <w:pStyle w:val="BodyText"/>
-      </w:pPr>
-      <w:r>
-        <w:t xml:space="preserve">2. Bin/Binti : $BINTI</w:t>
-      </w:r>
-    </w:p>
-    <w:p>
-      <w:pPr>
-        <w:pStyle w:val="BodyText"/>
-      </w:pPr>
-      <w:r>
-        <w:t xml:space="preserve">3. Nomor Induk Kependudukan : $NIK_CALON</w:t>
-      </w:r>
-    </w:p>
-    <w:p>
-      <w:pPr>
-        <w:pStyle w:val="BodyText"/>
-      </w:pPr>
-      <w:r>
-        <w:t xml:space="preserve">4. Tempat dan tanggal lahir : $TPT_LAHIR_CALON, $TGL_LAHIR_CALON</w:t>
-      </w:r>
-    </w:p>
-    <w:p>
-      <w:pPr>
-        <w:pStyle w:val="BodyText"/>
-      </w:pPr>
-      <w:r>
-        <w:t xml:space="preserve">5. Warganegara : $WARGA_NEGARA_CALON</w:t>
-      </w:r>
-    </w:p>
-    <w:p>
-      <w:pPr>
-        <w:pStyle w:val="BodyText"/>
-      </w:pPr>
-      <w:r>
-        <w:t xml:space="preserve">6. Agama : $AGAMA_CALON</w:t>
-      </w:r>
-    </w:p>
-    <w:p>
-      <w:pPr>
-        <w:pStyle w:val="BodyText"/>
-      </w:pPr>
-      <w:r>
-        <w:t xml:space="preserve">7. Pekerjaan : $KERJA_CALON</w:t>
-      </w:r>
-    </w:p>
-    <w:p>
-      <w:pPr>
-        <w:pStyle w:val="BodyText"/>
-      </w:pPr>
-      <w:r>
-        <w:t xml:space="preserve">8. Tempat tinggal : $ALAMAT_CALON</w:t>
+        <w:t xml:space="preserve">1. Nama lengkapdan alias : ${NAMA_CALON}</w:t>
+      </w:r>
+    </w:p>
+    <w:p>
+      <w:pPr>
+        <w:pStyle w:val="BodyText"/>
+      </w:pPr>
+      <w:r>
+        <w:t xml:space="preserve">2. Bin/Binti : ${BINTI}</w:t>
+      </w:r>
+    </w:p>
+    <w:p>
+      <w:pPr>
+        <w:pStyle w:val="BodyText"/>
+      </w:pPr>
+      <w:r>
+        <w:t xml:space="preserve">3. Nomor Induk Kependudukan : ${NIK_CALON}</w:t>
+      </w:r>
+    </w:p>
+    <w:p>
+      <w:pPr>
+        <w:pStyle w:val="BodyText"/>
+      </w:pPr>
+      <w:r>
+        <w:t xml:space="preserve">4. Tempat dan tanggal lahir : ${TPT_LAHIR_CALON}, ${TGL_LAHIR_CALON}</w:t>
+      </w:r>
+    </w:p>
+    <w:p>
+      <w:pPr>
+        <w:pStyle w:val="BodyText"/>
+      </w:pPr>
+      <w:r>
+        <w:t xml:space="preserve">5. Warganegara : ${WARGA_NEGARA_CALON}</w:t>
+      </w:r>
+    </w:p>
+    <w:p>
+      <w:pPr>
+        <w:pStyle w:val="BodyText"/>
+      </w:pPr>
+      <w:r>
+        <w:t xml:space="preserve">6. Agama : ${AGAMA_CALON}</w:t>
+      </w:r>
+    </w:p>
+    <w:p>
+      <w:pPr>
+        <w:pStyle w:val="BodyText"/>
+      </w:pPr>
+      <w:r>
+        <w:t xml:space="preserve">7. Pekerjaan : ${KERJA_CALON}</w:t>
+      </w:r>
+    </w:p>
+    <w:p>
+      <w:pPr>
+        <w:pStyle w:val="BodyText"/>
+      </w:pPr>
+      <w:r>
+        <w:t xml:space="preserve">8. Tempat tinggal : ${ALAMAT_CALON}</w:t>
       </w:r>
     </w:p>
     <w:p>
@@ -370,7 +370,7 @@
         <w:pStyle w:val="BodyText"/>
       </w:pPr>
       <w:r>
-        <w:t xml:space="preserve">$NAMA_DES, $TGL_SURAT</w:t>
+        <w:t xml:space="preserve">${NAMA_DES}, ${TGL_SURAT}</w:t>
       </w:r>
     </w:p>
     <w:p>
@@ -386,7 +386,7 @@
         <w:pStyle w:val="BodyText"/>
       </w:pPr>
       <w:r>
-        <w:t xml:space="preserve">$IBU_NAMA $AYAH_NAMA</w:t>
+        <w:t xml:space="preserve">${IBU_NAMA} ${AYAH_NAMA}</w:t>
       </w:r>
     </w:p>
     <w:p>
@@ -443,127 +443,127 @@
         <w:pStyle w:val="BodyText"/>
       </w:pPr>
       <w:r>
-        <w:t xml:space="preserve">I. 1. Nama lengkap dan alias : $AYAH_NAMA</w:t>
-      </w:r>
-    </w:p>
-    <w:p>
-      <w:pPr>
-        <w:pStyle w:val="BodyText"/>
-      </w:pPr>
-      <w:r>
-        <w:t xml:space="preserve">2. Bin : $AYAH_NAMA_AYAH</w:t>
-      </w:r>
-    </w:p>
-    <w:p>
-      <w:pPr>
-        <w:pStyle w:val="BodyText"/>
-      </w:pPr>
-      <w:r>
-        <w:t xml:space="preserve">3. Nomor Induk Kependudukan : $AYAH_NIK</w:t>
-      </w:r>
-    </w:p>
-    <w:p>
-      <w:pPr>
-        <w:pStyle w:val="BodyText"/>
-      </w:pPr>
-      <w:r>
-        <w:t xml:space="preserve">4. Tempat dan tanggal lahir : $AYAH_TTL</w:t>
-      </w:r>
-    </w:p>
-    <w:p>
-      <w:pPr>
-        <w:pStyle w:val="BodyText"/>
-      </w:pPr>
-      <w:r>
-        <w:t xml:space="preserve">5. Warganegara : $AYAH_WARGA_NEGARA</w:t>
-      </w:r>
-    </w:p>
-    <w:p>
-      <w:pPr>
-        <w:pStyle w:val="BodyText"/>
-      </w:pPr>
-      <w:r>
-        <w:t xml:space="preserve">6. Agama : $AYAH_AGAMA</w:t>
-      </w:r>
-    </w:p>
-    <w:p>
-      <w:pPr>
-        <w:pStyle w:val="BodyText"/>
-      </w:pPr>
-      <w:r>
-        <w:t xml:space="preserve">7. Pekerjaan : $AYAH_PEKERJAAN</w:t>
-      </w:r>
-    </w:p>
-    <w:p>
-      <w:pPr>
-        <w:pStyle w:val="BodyText"/>
-      </w:pPr>
-      <w:r>
-        <w:t xml:space="preserve">8. Tempat tinggal : $AYAH_ALAMAT, $NAMA_DES, $NAMA_KEC, $NAMA_KAB</w:t>
-      </w:r>
-    </w:p>
-    <w:p>
-      <w:pPr>
-        <w:pStyle w:val="BodyText"/>
-      </w:pPr>
-      <w:r>
-        <w:t xml:space="preserve">II. 1. Nama lengkap dan alias : $IBU_NAMA</w:t>
-      </w:r>
-    </w:p>
-    <w:p>
-      <w:pPr>
-        <w:pStyle w:val="BodyText"/>
-      </w:pPr>
-      <w:r>
-        <w:t xml:space="preserve">2. Binti : $IBU_NAMA_AYAH</w:t>
-      </w:r>
-    </w:p>
-    <w:p>
-      <w:pPr>
-        <w:pStyle w:val="BodyText"/>
-      </w:pPr>
-      <w:r>
-        <w:t xml:space="preserve">3. Nomor Induk Kependudukan : $IBU_NIK</w:t>
-      </w:r>
-    </w:p>
-    <w:p>
-      <w:pPr>
-        <w:pStyle w:val="BodyText"/>
-      </w:pPr>
-      <w:r>
-        <w:t xml:space="preserve">4. Tempat dan tanggal lahir : $IBU_TTL</w:t>
-      </w:r>
-    </w:p>
-    <w:p>
-      <w:pPr>
-        <w:pStyle w:val="BodyText"/>
-      </w:pPr>
-      <w:r>
-        <w:t xml:space="preserve">5. Warganegara : $IBU_WARGA_NEGARA</w:t>
-      </w:r>
-    </w:p>
-    <w:p>
-      <w:pPr>
-        <w:pStyle w:val="BodyText"/>
-      </w:pPr>
-      <w:r>
-        <w:t xml:space="preserve">6. Agama : $IBU_AGAMA</w:t>
-      </w:r>
-    </w:p>
-    <w:p>
-      <w:pPr>
-        <w:pStyle w:val="BodyText"/>
-      </w:pPr>
-      <w:r>
-        <w:t xml:space="preserve">7. Pekerjaan : $IBU_PEKERJAAN</w:t>
-      </w:r>
-    </w:p>
-    <w:p>
-      <w:pPr>
-        <w:pStyle w:val="BodyText"/>
-      </w:pPr>
-      <w:r>
-        <w:t xml:space="preserve">8. Tempat tinggal : $IBU_ALAMAT, $NAMA_DES, $NAMA_KEC, $NAMA_KAB</w:t>
+        <w:t xml:space="preserve">I. 1. Nama lengkap dan alias : ${AYAH_NAMA}</w:t>
+      </w:r>
+    </w:p>
+    <w:p>
+      <w:pPr>
+        <w:pStyle w:val="BodyText"/>
+      </w:pPr>
+      <w:r>
+        <w:t xml:space="preserve">2. Bin : ${AYAH_NAMA_AYAH}</w:t>
+      </w:r>
+    </w:p>
+    <w:p>
+      <w:pPr>
+        <w:pStyle w:val="BodyText"/>
+      </w:pPr>
+      <w:r>
+        <w:t xml:space="preserve">3. Nomor Induk Kependudukan : ${AYAH_NIK}</w:t>
+      </w:r>
+    </w:p>
+    <w:p>
+      <w:pPr>
+        <w:pStyle w:val="BodyText"/>
+      </w:pPr>
+      <w:r>
+        <w:t xml:space="preserve">4. Tempat dan tanggal lahir : ${AYAH_TTL}</w:t>
+      </w:r>
+    </w:p>
+    <w:p>
+      <w:pPr>
+        <w:pStyle w:val="BodyText"/>
+      </w:pPr>
+      <w:r>
+        <w:t xml:space="preserve">5. Warganegara : ${AYAH_WARGA_NEGARA}</w:t>
+      </w:r>
+    </w:p>
+    <w:p>
+      <w:pPr>
+        <w:pStyle w:val="BodyText"/>
+      </w:pPr>
+      <w:r>
+        <w:t xml:space="preserve">6. Agama : ${AYAH_AGAMA}</w:t>
+      </w:r>
+    </w:p>
+    <w:p>
+      <w:pPr>
+        <w:pStyle w:val="BodyText"/>
+      </w:pPr>
+      <w:r>
+        <w:t xml:space="preserve">7. Pekerjaan : ${AYAH_PEKERJAAN}</w:t>
+      </w:r>
+    </w:p>
+    <w:p>
+      <w:pPr>
+        <w:pStyle w:val="BodyText"/>
+      </w:pPr>
+      <w:r>
+        <w:t xml:space="preserve">8. Tempat tinggal : ${AYAH_ALAMAT}, ${NAMA_DES}, ${NAMA_KEC}, ${NAMA_KAB}</w:t>
+      </w:r>
+    </w:p>
+    <w:p>
+      <w:pPr>
+        <w:pStyle w:val="BodyText"/>
+      </w:pPr>
+      <w:r>
+        <w:t xml:space="preserve">II. 1. Nama lengkap dan alias : ${IBU_NAMA}</w:t>
+      </w:r>
+    </w:p>
+    <w:p>
+      <w:pPr>
+        <w:pStyle w:val="BodyText"/>
+      </w:pPr>
+      <w:r>
+        <w:t xml:space="preserve">2. Binti : ${IBU_NAMA_AYAH}</w:t>
+      </w:r>
+    </w:p>
+    <w:p>
+      <w:pPr>
+        <w:pStyle w:val="BodyText"/>
+      </w:pPr>
+      <w:r>
+        <w:t xml:space="preserve">3. Nomor Induk Kependudukan : ${IBU_NIK}</w:t>
+      </w:r>
+    </w:p>
+    <w:p>
+      <w:pPr>
+        <w:pStyle w:val="BodyText"/>
+      </w:pPr>
+      <w:r>
+        <w:t xml:space="preserve">4. Tempat dan tanggal lahir : ${IBU_TTL}</w:t>
+      </w:r>
+    </w:p>
+    <w:p>
+      <w:pPr>
+        <w:pStyle w:val="BodyText"/>
+      </w:pPr>
+      <w:r>
+        <w:t xml:space="preserve">5. Warganegara : ${IBU_WARGA_NEGARA}</w:t>
+      </w:r>
+    </w:p>
+    <w:p>
+      <w:pPr>
+        <w:pStyle w:val="BodyText"/>
+      </w:pPr>
+      <w:r>
+        <w:t xml:space="preserve">6. Agama : ${IBU_AGAMA}</w:t>
+      </w:r>
+    </w:p>
+    <w:p>
+      <w:pPr>
+        <w:pStyle w:val="BodyText"/>
+      </w:pPr>
+      <w:r>
+        <w:t xml:space="preserve">7. Pekerjaan : ${IBU_PEKERJAAN}</w:t>
+      </w:r>
+    </w:p>
+    <w:p>
+      <w:pPr>
+        <w:pStyle w:val="BodyText"/>
+      </w:pPr>
+      <w:r>
+        <w:t xml:space="preserve">8. Tempat tinggal : ${IBU_ALAMAT}, ${NAMA_DES}, ${NAMA_KEC}, ${NAMA_KAB}</w:t>
       </w:r>
     </w:p>
     <w:p>
@@ -589,63 +589,63 @@
           <w:b/>
           <w:bCs/>
         </w:rPr>
-        <w:t xml:space="preserve">$NAMA</w:t>
-      </w:r>
-    </w:p>
-    <w:p>
-      <w:pPr>
-        <w:pStyle w:val="BodyText"/>
-      </w:pPr>
-      <w:r>
-        <w:t xml:space="preserve">2. Bin/Binti : $NAMA_AYAH</w:t>
-      </w:r>
-    </w:p>
-    <w:p>
-      <w:pPr>
-        <w:pStyle w:val="BodyText"/>
-      </w:pPr>
-      <w:r>
-        <w:t xml:space="preserve">3. Nomor Induk Kependudukan : $NIK</w:t>
-      </w:r>
-    </w:p>
-    <w:p>
-      <w:pPr>
-        <w:pStyle w:val="BodyText"/>
-      </w:pPr>
-      <w:r>
-        <w:t xml:space="preserve">4. Tempat dan tanggal lahir : $TTL</w:t>
-      </w:r>
-    </w:p>
-    <w:p>
-      <w:pPr>
-        <w:pStyle w:val="BodyText"/>
-      </w:pPr>
-      <w:r>
-        <w:t xml:space="preserve">5. Warganegara : $WARGA_NEGARA</w:t>
-      </w:r>
-    </w:p>
-    <w:p>
-      <w:pPr>
-        <w:pStyle w:val="BodyText"/>
-      </w:pPr>
-      <w:r>
-        <w:t xml:space="preserve">6. Agama : $AGAMA</w:t>
-      </w:r>
-    </w:p>
-    <w:p>
-      <w:pPr>
-        <w:pStyle w:val="BodyText"/>
-      </w:pPr>
-      <w:r>
-        <w:t xml:space="preserve">7. Pekerjaan : $PEKERJAAN</w:t>
-      </w:r>
-    </w:p>
-    <w:p>
-      <w:pPr>
-        <w:pStyle w:val="BodyText"/>
-      </w:pPr>
-      <w:r>
-        <w:t xml:space="preserve">8. Tempat tinggal : $ALAMAT, $NAMA_DES, $NAMA_KEC, $NAMA_KAB</w:t>
+        <w:t xml:space="preserve">${NAMA}</w:t>
+      </w:r>
+    </w:p>
+    <w:p>
+      <w:pPr>
+        <w:pStyle w:val="BodyText"/>
+      </w:pPr>
+      <w:r>
+        <w:t xml:space="preserve">2. Bin/Binti : ${NAMA_AYAH}</w:t>
+      </w:r>
+    </w:p>
+    <w:p>
+      <w:pPr>
+        <w:pStyle w:val="BodyText"/>
+      </w:pPr>
+      <w:r>
+        <w:t xml:space="preserve">3. Nomor Induk Kependudukan : ${NIK}</w:t>
+      </w:r>
+    </w:p>
+    <w:p>
+      <w:pPr>
+        <w:pStyle w:val="BodyText"/>
+      </w:pPr>
+      <w:r>
+        <w:t xml:space="preserve">4. Tempat dan tanggal lahir : ${TTL}</w:t>
+      </w:r>
+    </w:p>
+    <w:p>
+      <w:pPr>
+        <w:pStyle w:val="BodyText"/>
+      </w:pPr>
+      <w:r>
+        <w:t xml:space="preserve">5. Warganegara : ${WARGA_NEGARA}</w:t>
+      </w:r>
+    </w:p>
+    <w:p>
+      <w:pPr>
+        <w:pStyle w:val="BodyText"/>
+      </w:pPr>
+      <w:r>
+        <w:t xml:space="preserve">6. Agama : ${AGAMA}</w:t>
+      </w:r>
+    </w:p>
+    <w:p>
+      <w:pPr>
+        <w:pStyle w:val="BodyText"/>
+      </w:pPr>
+      <w:r>
+        <w:t xml:space="preserve">7. Pekerjaan : ${PEKERJAAN}</w:t>
+      </w:r>
+    </w:p>
+    <w:p>
+      <w:pPr>
+        <w:pStyle w:val="BodyText"/>
+      </w:pPr>
+      <w:r>
+        <w:t xml:space="preserve">8. Tempat tinggal : ${ALAMAT}, ${NAMA_DES}, ${NAMA_KEC}, ${NAMA_KAB}</w:t>
       </w:r>
     </w:p>
     <w:p>
@@ -661,63 +661,63 @@
         <w:pStyle w:val="BodyText"/>
       </w:pPr>
       <w:r>
-        <w:t xml:space="preserve">1. Nama lengkapdan alias : $NAMA_CALON</w:t>
-      </w:r>
-    </w:p>
-    <w:p>
-      <w:pPr>
-        <w:pStyle w:val="BodyText"/>
-      </w:pPr>
-      <w:r>
-        <w:t xml:space="preserve">2. Bin/Binti : $BINTI</w:t>
-      </w:r>
-    </w:p>
-    <w:p>
-      <w:pPr>
-        <w:pStyle w:val="BodyText"/>
-      </w:pPr>
-      <w:r>
-        <w:t xml:space="preserve">3. Nomor Induk Kependudukan : $NIK_CALON</w:t>
-      </w:r>
-    </w:p>
-    <w:p>
-      <w:pPr>
-        <w:pStyle w:val="BodyText"/>
-      </w:pPr>
-      <w:r>
-        <w:t xml:space="preserve">4. Tempat dan tanggal lahir : $TPT_LAHIR_CALON, $TGL_LAHIR_CALON</w:t>
-      </w:r>
-    </w:p>
-    <w:p>
-      <w:pPr>
-        <w:pStyle w:val="BodyText"/>
-      </w:pPr>
-      <w:r>
-        <w:t xml:space="preserve">5. Warganegara : $WARGA_NEGARA_CALON</w:t>
-      </w:r>
-    </w:p>
-    <w:p>
-      <w:pPr>
-        <w:pStyle w:val="BodyText"/>
-      </w:pPr>
-      <w:r>
-        <w:t xml:space="preserve">6. Agama : $AGAMA_CALON</w:t>
-      </w:r>
-    </w:p>
-    <w:p>
-      <w:pPr>
-        <w:pStyle w:val="BodyText"/>
-      </w:pPr>
-      <w:r>
-        <w:t xml:space="preserve">7. Pekerjaan : $KERJA_CALON</w:t>
-      </w:r>
-    </w:p>
-    <w:p>
-      <w:pPr>
-        <w:pStyle w:val="BodyText"/>
-      </w:pPr>
-      <w:r>
-        <w:t xml:space="preserve">8. Tempat tinggal : $ALAMAT_CALON</w:t>
+        <w:t xml:space="preserve">1. Nama lengkapdan alias : ${NAMA_CALON}</w:t>
+      </w:r>
+    </w:p>
+    <w:p>
+      <w:pPr>
+        <w:pStyle w:val="BodyText"/>
+      </w:pPr>
+      <w:r>
+        <w:t xml:space="preserve">2. Bin/Binti : ${BINTI}</w:t>
+      </w:r>
+    </w:p>
+    <w:p>
+      <w:pPr>
+        <w:pStyle w:val="BodyText"/>
+      </w:pPr>
+      <w:r>
+        <w:t xml:space="preserve">3. Nomor Induk Kependudukan : ${NIK_CALON}</w:t>
+      </w:r>
+    </w:p>
+    <w:p>
+      <w:pPr>
+        <w:pStyle w:val="BodyText"/>
+      </w:pPr>
+      <w:r>
+        <w:t xml:space="preserve">4. Tempat dan tanggal lahir : ${TPT_LAHIR_CALON}, ${TGL_LAHIR_CALON}</w:t>
+      </w:r>
+    </w:p>
+    <w:p>
+      <w:pPr>
+        <w:pStyle w:val="BodyText"/>
+      </w:pPr>
+      <w:r>
+        <w:t xml:space="preserve">5. Warganegara : ${WARGA_NEGARA_CALON}</w:t>
+      </w:r>
+    </w:p>
+    <w:p>
+      <w:pPr>
+        <w:pStyle w:val="BodyText"/>
+      </w:pPr>
+      <w:r>
+        <w:t xml:space="preserve">6. Agama : ${AGAMA_CALON}</w:t>
+      </w:r>
+    </w:p>
+    <w:p>
+      <w:pPr>
+        <w:pStyle w:val="BodyText"/>
+      </w:pPr>
+      <w:r>
+        <w:t xml:space="preserve">7. Pekerjaan : ${KERJA_CALON}</w:t>
+      </w:r>
+    </w:p>
+    <w:p>
+      <w:pPr>
+        <w:pStyle w:val="BodyText"/>
+      </w:pPr>
+      <w:r>
+        <w:t xml:space="preserve">8. Tempat tinggal : ${ALAMAT_CALON}</w:t>
       </w:r>
     </w:p>
     <w:p>
@@ -733,7 +733,7 @@
         <w:pStyle w:val="BodyText"/>
       </w:pPr>
       <w:r>
-        <w:t xml:space="preserve">$NAMA_DES, $TGL_SURAT</w:t>
+        <w:t xml:space="preserve">${NAMA_DES}, ${TGL_SURAT}</w:t>
       </w:r>
     </w:p>
     <w:p>
@@ -749,7 +749,7 @@
         <w:pStyle w:val="BodyText"/>
       </w:pPr>
       <w:r>
-        <w:t xml:space="preserve">$IBU_NAMA $AYAH_NAMA</w:t>
+        <w:t xml:space="preserve">${IBU_NAMA} ${AYAH_NAMA}</w:t>
       </w:r>
     </w:p>
     <w:sectPr>
